--- a/docs/grants/sedgwick-rfp-26-0028/docx-export/vitality-proposal-v3.docx
+++ b/docs/grants/sedgwick-rfp-26-0028/docx-export/vitality-proposal-v3.docx
@@ -2880,7 +2880,7 @@
         <w:t xml:space="preserve"> </w:t>
       </w:r>
       <w:r>
-        <w:t xml:space="preserve">Dr. J. Michelle Vann, Dcc, ThD, MS — Founder &amp; Principal, Vanntastic Solutions (Wichita, KS) — 316-350-2601 ·</w:t>
+        <w:t xml:space="preserve">Dr. J. Michelle Vann, ThD, DCC, MS, BS — Founder &amp; Principal, Vanntastic Solutions (Wichita, KS) — 316-350-2601 ·</w:t>
       </w:r>
       <w:r>
         <w:t xml:space="preserve"> </w:t>
@@ -2909,7 +2909,7 @@
         <w:t xml:space="preserve"> </w:t>
       </w:r>
       <w:r>
-        <w:t xml:space="preserve">Wellness coaching, behavioral engagement, lifestyle accountability, weekly member check-in cadence, and family- and youth-programming extensions for members with covered dependents.</w:t>
+        <w:t xml:space="preserve">Wellness coaching, behavioral engagement, lifestyle accountability, weekly member check-in cadence, and family-programming extensions for members with covered dependents. Vanntastic Solutions is the contracting vehicle; coaching is delivered by Dr. Vann personally and by Vanntastic-credentialed coaches.</w:t>
       </w:r>
     </w:p>
     <w:p>
@@ -2921,13 +2921,279 @@
           <w:b/>
           <w:bCs/>
         </w:rPr>
-        <w:t xml:space="preserve">Relevant experience:</w:t>
-      </w:r>
-      <w:r>
-        <w:t xml:space="preserve"> </w:t>
-      </w:r>
-      <w:r>
-        <w:t xml:space="preserve">TEDx speaker and recognized voice on lifestyle accountability and behavioral health. Substantive Wichita-area portfolio in youth and family wellness programming and women's-health initiatives (Iasis youth programming; Sistahs women's-health programming). Active content creator and community educator. Bilingual coaching capacity coordinated via the Love Clinic clinical team (Angie Funes / Yorly Salazar) for the Spanish-language member cohort.</w:t>
+        <w:t xml:space="preserve">Relevant experience for this Vitality contract:</w:t>
+      </w:r>
+    </w:p>
+    <w:p>
+      <w:pPr>
+        <w:pStyle w:val="Compact"/>
+        <w:numPr>
+          <w:ilvl w:val="0"/>
+          <w:numId w:val="1016"/>
+        </w:numPr>
+      </w:pPr>
+      <w:r>
+        <w:rPr>
+          <w:b/>
+          <w:bCs/>
+        </w:rPr>
+        <w:t xml:space="preserve">Sedgwick County Mental Health Advisory Board</w:t>
+      </w:r>
+      <w:r>
+        <w:t xml:space="preserve"> </w:t>
+      </w:r>
+      <w:r>
+        <w:t xml:space="preserve">member (current seat). Direct, current, in-room experience with the County's behavioral-health funding and policy environment.</w:t>
+      </w:r>
+    </w:p>
+    <w:p>
+      <w:pPr>
+        <w:pStyle w:val="Compact"/>
+        <w:numPr>
+          <w:ilvl w:val="0"/>
+          <w:numId w:val="1016"/>
+        </w:numPr>
+      </w:pPr>
+      <w:r>
+        <w:rPr>
+          <w:b/>
+          <w:bCs/>
+        </w:rPr>
+        <w:t xml:space="preserve">TEDx speaker</w:t>
+      </w:r>
+      <w:r>
+        <w:t xml:space="preserve"> </w:t>
+      </w:r>
+      <w:r>
+        <w:t xml:space="preserve">— TEDx Newman University,</w:t>
+      </w:r>
+      <w:r>
+        <w:t xml:space="preserve"> </w:t>
+      </w:r>
+      <w:r>
+        <w:rPr>
+          <w:i/>
+          <w:iCs/>
+        </w:rPr>
+        <w:t xml:space="preserve">"Realigning When Life Gets Busy"</w:t>
+      </w:r>
+      <w:r>
+        <w:t xml:space="preserve"> </w:t>
+      </w:r>
+      <w:r>
+        <w:t xml:space="preserve">— the lived-experience frame of the Vitality behavioral-coaching curriculum.</w:t>
+      </w:r>
+    </w:p>
+    <w:p>
+      <w:pPr>
+        <w:pStyle w:val="Compact"/>
+        <w:numPr>
+          <w:ilvl w:val="0"/>
+          <w:numId w:val="1016"/>
+        </w:numPr>
+      </w:pPr>
+      <w:r>
+        <w:rPr>
+          <w:b/>
+          <w:bCs/>
+        </w:rPr>
+        <w:t xml:space="preserve">20-year Wichita Public Schools veteran</w:t>
+      </w:r>
+      <w:r>
+        <w:t xml:space="preserve"> </w:t>
+      </w:r>
+      <w:r>
+        <w:t xml:space="preserve">(retired), Adjunct Professor at Tabor College Wichita, former Dual Credit Coordinator at Friends University. Behavioral-change pedagogy is her primary professional practice, not an add-on.</w:t>
+      </w:r>
+    </w:p>
+    <w:p>
+      <w:pPr>
+        <w:pStyle w:val="Compact"/>
+        <w:numPr>
+          <w:ilvl w:val="0"/>
+          <w:numId w:val="1016"/>
+        </w:numPr>
+      </w:pPr>
+      <w:r>
+        <w:rPr>
+          <w:b/>
+          <w:bCs/>
+        </w:rPr>
+        <w:t xml:space="preserve">KSUN Radio 95.9</w:t>
+      </w:r>
+      <w:r>
+        <w:t xml:space="preserve"> </w:t>
+      </w:r>
+      <w:r>
+        <w:t xml:space="preserve">Saturday host of</w:t>
+      </w:r>
+      <w:r>
+        <w:t xml:space="preserve"> </w:t>
+      </w:r>
+      <w:r>
+        <w:rPr>
+          <w:i/>
+          <w:iCs/>
+        </w:rPr>
+        <w:t xml:space="preserve">Spotlight on Business</w:t>
+      </w:r>
+      <w:r>
+        <w:t xml:space="preserve"> </w:t>
+      </w:r>
+      <w:r>
+        <w:t xml:space="preserve">— joint-announcement and member-outreach channel for the County's covered population.</w:t>
+      </w:r>
+    </w:p>
+    <w:p>
+      <w:pPr>
+        <w:pStyle w:val="Compact"/>
+        <w:numPr>
+          <w:ilvl w:val="0"/>
+          <w:numId w:val="1016"/>
+        </w:numPr>
+      </w:pPr>
+      <w:r>
+        <w:rPr>
+          <w:b/>
+          <w:bCs/>
+        </w:rPr>
+        <w:t xml:space="preserve">Published author</w:t>
+      </w:r>
+      <w:r>
+        <w:t xml:space="preserve"> </w:t>
+      </w:r>
+      <w:r>
+        <w:t xml:space="preserve">on lifestyle accountability and behavioral health:</w:t>
+      </w:r>
+      <w:r>
+        <w:t xml:space="preserve"> </w:t>
+      </w:r>
+      <w:r>
+        <w:rPr>
+          <w:i/>
+          <w:iCs/>
+        </w:rPr>
+        <w:t xml:space="preserve">Stop the Merry-Go-Round</w:t>
+      </w:r>
+      <w:r>
+        <w:t xml:space="preserve">,</w:t>
+      </w:r>
+      <w:r>
+        <w:t xml:space="preserve"> </w:t>
+      </w:r>
+      <w:r>
+        <w:rPr>
+          <w:i/>
+          <w:iCs/>
+        </w:rPr>
+        <w:t xml:space="preserve">Help Along the Journey</w:t>
+      </w:r>
+      <w:r>
+        <w:t xml:space="preserve">,</w:t>
+      </w:r>
+      <w:r>
+        <w:t xml:space="preserve"> </w:t>
+      </w:r>
+      <w:r>
+        <w:rPr>
+          <w:i/>
+          <w:iCs/>
+        </w:rPr>
+        <w:t xml:space="preserve">From Supporting Role to Leading Lady</w:t>
+      </w:r>
+      <w:r>
+        <w:t xml:space="preserve">,</w:t>
+      </w:r>
+      <w:r>
+        <w:t xml:space="preserve"> </w:t>
+      </w:r>
+      <w:r>
+        <w:rPr>
+          <w:i/>
+          <w:iCs/>
+        </w:rPr>
+        <w:t xml:space="preserve">Healthy Plates</w:t>
+      </w:r>
+      <w:r>
+        <w:t xml:space="preserve">.</w:t>
+      </w:r>
+      <w:r>
+        <w:t xml:space="preserve"> </w:t>
+      </w:r>
+      <w:r>
+        <w:rPr>
+          <w:i/>
+          <w:iCs/>
+        </w:rPr>
+        <w:t xml:space="preserve">Healthy Plates</w:t>
+      </w:r>
+      <w:r>
+        <w:t xml:space="preserve"> </w:t>
+      </w:r>
+      <w:r>
+        <w:t xml:space="preserve">in particular maps directly to Vitality's lifestyle-and-nutrition coaching arc.</w:t>
+      </w:r>
+    </w:p>
+    <w:p>
+      <w:pPr>
+        <w:pStyle w:val="Compact"/>
+        <w:numPr>
+          <w:ilvl w:val="0"/>
+          <w:numId w:val="1016"/>
+        </w:numPr>
+      </w:pPr>
+      <w:r>
+        <w:rPr>
+          <w:b/>
+          <w:bCs/>
+        </w:rPr>
+        <w:t xml:space="preserve">Affiliated Wichita nonprofit and faith-community footprint</w:t>
+      </w:r>
+      <w:r>
+        <w:t xml:space="preserve"> </w:t>
+      </w:r>
+      <w:r>
+        <w:t xml:space="preserve">(not contracting on this proposal, but relevant for trusted-messenger reach into the Sedgwick County workforce): Dr. Vann is Founder of</w:t>
+      </w:r>
+      <w:r>
+        <w:t xml:space="preserve"> </w:t>
+      </w:r>
+      <w:r>
+        <w:rPr>
+          <w:b/>
+          <w:bCs/>
+        </w:rPr>
+        <w:t xml:space="preserve">Sistahs Can We Talk</w:t>
+      </w:r>
+      <w:r>
+        <w:t xml:space="preserve"> </w:t>
+      </w:r>
+      <w:r>
+        <w:t xml:space="preserve">(a Wichita-based 501(c)(3) founded 2015 serving BIPOC women's health in the 29th St N &amp; Grove environmental-justice corridor — partner of the Health &amp; Wellness Coalition of Wichita and longstanding collaborator with the Sedgwick County Health Department and KDHE); she also serves as "First Lady" at Iasis Christian Center (Pastor William Vann's congregation).</w:t>
+      </w:r>
+    </w:p>
+    <w:p>
+      <w:pPr>
+        <w:pStyle w:val="Compact"/>
+        <w:numPr>
+          <w:ilvl w:val="0"/>
+          <w:numId w:val="1016"/>
+        </w:numPr>
+      </w:pPr>
+      <w:r>
+        <w:t xml:space="preserve">Wichita-area memberships: WeKan (Women Entrepreneurs of Kansas), Greater Wichita Ministerial League, Urban Young Life.</w:t>
+      </w:r>
+    </w:p>
+    <w:p>
+      <w:pPr>
+        <w:pStyle w:val="Compact"/>
+        <w:numPr>
+          <w:ilvl w:val="0"/>
+          <w:numId w:val="1016"/>
+        </w:numPr>
+      </w:pPr>
+      <w:r>
+        <w:t xml:space="preserve">Spanish-language coaching for the Vitality program is coordinated via the Love Clinic clinical team (Angie Funes / Yorly Salazar — both bilingual EN/ES) so Spanish-speaking members are supported clinically and behaviorally without third-party interpreter routing.</w:t>
       </w:r>
     </w:p>
     <w:bookmarkEnd w:id="42"/>
@@ -3167,7 +3433,7 @@
         <w:pStyle w:val="Compact"/>
         <w:numPr>
           <w:ilvl w:val="0"/>
-          <w:numId w:val="1016"/>
+          <w:numId w:val="1017"/>
         </w:numPr>
       </w:pPr>
       <w:r>
@@ -3179,7 +3445,7 @@
         <w:pStyle w:val="Compact"/>
         <w:numPr>
           <w:ilvl w:val="0"/>
-          <w:numId w:val="1016"/>
+          <w:numId w:val="1017"/>
         </w:numPr>
       </w:pPr>
       <w:r>
@@ -3191,7 +3457,7 @@
         <w:pStyle w:val="Compact"/>
         <w:numPr>
           <w:ilvl w:val="0"/>
-          <w:numId w:val="1016"/>
+          <w:numId w:val="1017"/>
         </w:numPr>
       </w:pPr>
       <w:r>
@@ -3203,7 +3469,7 @@
         <w:pStyle w:val="Compact"/>
         <w:numPr>
           <w:ilvl w:val="0"/>
-          <w:numId w:val="1016"/>
+          <w:numId w:val="1017"/>
         </w:numPr>
       </w:pPr>
       <w:r>
@@ -4154,7 +4420,7 @@
         <w:pStyle w:val="Compact"/>
         <w:numPr>
           <w:ilvl w:val="0"/>
-          <w:numId w:val="1017"/>
+          <w:numId w:val="1018"/>
         </w:numPr>
       </w:pPr>
       <w:r>
@@ -4166,7 +4432,7 @@
         <w:pStyle w:val="Compact"/>
         <w:numPr>
           <w:ilvl w:val="0"/>
-          <w:numId w:val="1017"/>
+          <w:numId w:val="1018"/>
         </w:numPr>
       </w:pPr>
       <w:r>
@@ -4178,7 +4444,7 @@
         <w:pStyle w:val="Compact"/>
         <w:numPr>
           <w:ilvl w:val="0"/>
-          <w:numId w:val="1017"/>
+          <w:numId w:val="1018"/>
         </w:numPr>
       </w:pPr>
       <w:r>
@@ -4190,7 +4456,7 @@
         <w:pStyle w:val="Compact"/>
         <w:numPr>
           <w:ilvl w:val="0"/>
-          <w:numId w:val="1017"/>
+          <w:numId w:val="1018"/>
         </w:numPr>
       </w:pPr>
       <w:r>
@@ -4202,7 +4468,7 @@
         <w:pStyle w:val="Compact"/>
         <w:numPr>
           <w:ilvl w:val="0"/>
-          <w:numId w:val="1017"/>
+          <w:numId w:val="1018"/>
         </w:numPr>
       </w:pPr>
       <w:r>
@@ -4515,7 +4781,7 @@
         <w:pStyle w:val="Compact"/>
         <w:numPr>
           <w:ilvl w:val="0"/>
-          <w:numId w:val="1018"/>
+          <w:numId w:val="1019"/>
         </w:numPr>
       </w:pPr>
       <w:r>
@@ -4537,7 +4803,7 @@
         <w:pStyle w:val="Compact"/>
         <w:numPr>
           <w:ilvl w:val="0"/>
-          <w:numId w:val="1018"/>
+          <w:numId w:val="1019"/>
         </w:numPr>
       </w:pPr>
       <w:r>
@@ -4559,7 +4825,7 @@
         <w:pStyle w:val="Compact"/>
         <w:numPr>
           <w:ilvl w:val="0"/>
-          <w:numId w:val="1018"/>
+          <w:numId w:val="1019"/>
         </w:numPr>
       </w:pPr>
       <w:r>
@@ -4581,7 +4847,7 @@
         <w:pStyle w:val="Compact"/>
         <w:numPr>
           <w:ilvl w:val="0"/>
-          <w:numId w:val="1018"/>
+          <w:numId w:val="1019"/>
         </w:numPr>
       </w:pPr>
       <w:r>
@@ -4603,7 +4869,7 @@
         <w:pStyle w:val="Compact"/>
         <w:numPr>
           <w:ilvl w:val="0"/>
-          <w:numId w:val="1018"/>
+          <w:numId w:val="1019"/>
         </w:numPr>
       </w:pPr>
       <w:r>
@@ -4995,7 +5261,7 @@
         <w:pStyle w:val="Compact"/>
         <w:numPr>
           <w:ilvl w:val="0"/>
-          <w:numId w:val="1019"/>
+          <w:numId w:val="1020"/>
         </w:numPr>
       </w:pPr>
       <w:r>
@@ -5007,7 +5273,7 @@
         <w:pStyle w:val="Compact"/>
         <w:numPr>
           <w:ilvl w:val="0"/>
-          <w:numId w:val="1019"/>
+          <w:numId w:val="1020"/>
         </w:numPr>
       </w:pPr>
       <w:r>
@@ -5019,7 +5285,7 @@
         <w:pStyle w:val="Compact"/>
         <w:numPr>
           <w:ilvl w:val="0"/>
-          <w:numId w:val="1019"/>
+          <w:numId w:val="1020"/>
         </w:numPr>
       </w:pPr>
       <w:r>
@@ -5031,7 +5297,7 @@
         <w:pStyle w:val="Compact"/>
         <w:numPr>
           <w:ilvl w:val="0"/>
-          <w:numId w:val="1019"/>
+          <w:numId w:val="1020"/>
         </w:numPr>
       </w:pPr>
       <w:r>
@@ -5061,7 +5327,7 @@
         <w:pStyle w:val="Compact"/>
         <w:numPr>
           <w:ilvl w:val="0"/>
-          <w:numId w:val="1020"/>
+          <w:numId w:val="1021"/>
         </w:numPr>
       </w:pPr>
       <w:r>
@@ -5073,7 +5339,7 @@
         <w:pStyle w:val="Compact"/>
         <w:numPr>
           <w:ilvl w:val="0"/>
-          <w:numId w:val="1020"/>
+          <w:numId w:val="1021"/>
         </w:numPr>
       </w:pPr>
       <w:r>
@@ -5085,7 +5351,7 @@
         <w:pStyle w:val="Compact"/>
         <w:numPr>
           <w:ilvl w:val="0"/>
-          <w:numId w:val="1020"/>
+          <w:numId w:val="1021"/>
         </w:numPr>
       </w:pPr>
       <w:r>
@@ -5097,7 +5363,7 @@
         <w:pStyle w:val="Compact"/>
         <w:numPr>
           <w:ilvl w:val="0"/>
-          <w:numId w:val="1020"/>
+          <w:numId w:val="1021"/>
         </w:numPr>
       </w:pPr>
       <w:r>
@@ -5127,7 +5393,7 @@
         <w:pStyle w:val="Compact"/>
         <w:numPr>
           <w:ilvl w:val="0"/>
-          <w:numId w:val="1021"/>
+          <w:numId w:val="1022"/>
         </w:numPr>
       </w:pPr>
       <w:r>
@@ -5139,7 +5405,7 @@
         <w:pStyle w:val="Compact"/>
         <w:numPr>
           <w:ilvl w:val="0"/>
-          <w:numId w:val="1021"/>
+          <w:numId w:val="1022"/>
         </w:numPr>
       </w:pPr>
       <w:r>
@@ -5151,7 +5417,7 @@
         <w:pStyle w:val="Compact"/>
         <w:numPr>
           <w:ilvl w:val="0"/>
-          <w:numId w:val="1021"/>
+          <w:numId w:val="1022"/>
         </w:numPr>
       </w:pPr>
       <w:r>
@@ -5181,7 +5447,7 @@
         <w:pStyle w:val="Compact"/>
         <w:numPr>
           <w:ilvl w:val="0"/>
-          <w:numId w:val="1022"/>
+          <w:numId w:val="1023"/>
         </w:numPr>
       </w:pPr>
       <w:r>
@@ -5203,7 +5469,7 @@
         <w:pStyle w:val="Compact"/>
         <w:numPr>
           <w:ilvl w:val="0"/>
-          <w:numId w:val="1022"/>
+          <w:numId w:val="1023"/>
         </w:numPr>
       </w:pPr>
       <w:r>
@@ -5225,7 +5491,7 @@
         <w:pStyle w:val="Compact"/>
         <w:numPr>
           <w:ilvl w:val="0"/>
-          <w:numId w:val="1022"/>
+          <w:numId w:val="1023"/>
         </w:numPr>
       </w:pPr>
       <w:r>
@@ -5247,7 +5513,7 @@
         <w:pStyle w:val="Compact"/>
         <w:numPr>
           <w:ilvl w:val="0"/>
-          <w:numId w:val="1022"/>
+          <w:numId w:val="1023"/>
         </w:numPr>
       </w:pPr>
       <w:r>
@@ -5269,7 +5535,7 @@
         <w:pStyle w:val="Compact"/>
         <w:numPr>
           <w:ilvl w:val="0"/>
-          <w:numId w:val="1022"/>
+          <w:numId w:val="1023"/>
         </w:numPr>
       </w:pPr>
       <w:r>
@@ -5309,7 +5575,7 @@
         <w:pStyle w:val="Compact"/>
         <w:numPr>
           <w:ilvl w:val="0"/>
-          <w:numId w:val="1023"/>
+          <w:numId w:val="1024"/>
         </w:numPr>
       </w:pPr>
       <w:r>
@@ -5331,7 +5597,7 @@
         <w:pStyle w:val="Compact"/>
         <w:numPr>
           <w:ilvl w:val="0"/>
-          <w:numId w:val="1023"/>
+          <w:numId w:val="1024"/>
         </w:numPr>
       </w:pPr>
       <w:r>
@@ -5353,7 +5619,7 @@
         <w:pStyle w:val="Compact"/>
         <w:numPr>
           <w:ilvl w:val="0"/>
-          <w:numId w:val="1023"/>
+          <w:numId w:val="1024"/>
         </w:numPr>
       </w:pPr>
       <w:r>
@@ -5442,7 +5708,7 @@
         <w:pStyle w:val="Compact"/>
         <w:numPr>
           <w:ilvl w:val="0"/>
-          <w:numId w:val="1024"/>
+          <w:numId w:val="1025"/>
         </w:numPr>
       </w:pPr>
       <w:r>
@@ -5464,7 +5730,7 @@
         <w:pStyle w:val="Compact"/>
         <w:numPr>
           <w:ilvl w:val="0"/>
-          <w:numId w:val="1024"/>
+          <w:numId w:val="1025"/>
         </w:numPr>
       </w:pPr>
       <w:r>
@@ -5486,7 +5752,7 @@
         <w:pStyle w:val="Compact"/>
         <w:numPr>
           <w:ilvl w:val="0"/>
-          <w:numId w:val="1024"/>
+          <w:numId w:val="1025"/>
         </w:numPr>
       </w:pPr>
       <w:r>
@@ -5508,7 +5774,7 @@
         <w:pStyle w:val="Compact"/>
         <w:numPr>
           <w:ilvl w:val="0"/>
-          <w:numId w:val="1024"/>
+          <w:numId w:val="1025"/>
         </w:numPr>
       </w:pPr>
       <w:r>
@@ -5530,7 +5796,7 @@
         <w:pStyle w:val="Compact"/>
         <w:numPr>
           <w:ilvl w:val="0"/>
-          <w:numId w:val="1024"/>
+          <w:numId w:val="1025"/>
         </w:numPr>
       </w:pPr>
       <w:r>
@@ -5552,7 +5818,7 @@
         <w:pStyle w:val="Compact"/>
         <w:numPr>
           <w:ilvl w:val="0"/>
-          <w:numId w:val="1024"/>
+          <w:numId w:val="1025"/>
         </w:numPr>
       </w:pPr>
       <w:r>
@@ -5661,7 +5927,7 @@
         <w:pStyle w:val="Compact"/>
         <w:numPr>
           <w:ilvl w:val="0"/>
-          <w:numId w:val="1025"/>
+          <w:numId w:val="1026"/>
         </w:numPr>
       </w:pPr>
       <w:r>
@@ -5699,7 +5965,7 @@
         <w:pStyle w:val="Compact"/>
         <w:numPr>
           <w:ilvl w:val="0"/>
-          <w:numId w:val="1025"/>
+          <w:numId w:val="1026"/>
         </w:numPr>
       </w:pPr>
       <w:r>
@@ -5721,7 +5987,7 @@
         <w:pStyle w:val="Compact"/>
         <w:numPr>
           <w:ilvl w:val="0"/>
-          <w:numId w:val="1025"/>
+          <w:numId w:val="1026"/>
         </w:numPr>
       </w:pPr>
       <w:r>
@@ -5743,7 +6009,7 @@
         <w:pStyle w:val="Compact"/>
         <w:numPr>
           <w:ilvl w:val="0"/>
-          <w:numId w:val="1025"/>
+          <w:numId w:val="1026"/>
         </w:numPr>
       </w:pPr>
       <w:r>
@@ -5791,7 +6057,7 @@
         <w:pStyle w:val="Compact"/>
         <w:numPr>
           <w:ilvl w:val="0"/>
-          <w:numId w:val="1026"/>
+          <w:numId w:val="1027"/>
         </w:numPr>
       </w:pPr>
       <w:r>
@@ -5813,7 +6079,7 @@
         <w:pStyle w:val="Compact"/>
         <w:numPr>
           <w:ilvl w:val="0"/>
-          <w:numId w:val="1026"/>
+          <w:numId w:val="1027"/>
         </w:numPr>
       </w:pPr>
       <w:r>
@@ -5835,7 +6101,7 @@
         <w:pStyle w:val="Compact"/>
         <w:numPr>
           <w:ilvl w:val="0"/>
-          <w:numId w:val="1026"/>
+          <w:numId w:val="1027"/>
         </w:numPr>
       </w:pPr>
       <w:r>
@@ -5883,7 +6149,7 @@
         <w:pStyle w:val="Compact"/>
         <w:numPr>
           <w:ilvl w:val="0"/>
-          <w:numId w:val="1027"/>
+          <w:numId w:val="1028"/>
         </w:numPr>
       </w:pPr>
       <w:r>
@@ -5905,7 +6171,7 @@
         <w:pStyle w:val="Compact"/>
         <w:numPr>
           <w:ilvl w:val="0"/>
-          <w:numId w:val="1027"/>
+          <w:numId w:val="1028"/>
         </w:numPr>
       </w:pPr>
       <w:r>
@@ -5961,7 +6227,7 @@
         <w:pStyle w:val="Compact"/>
         <w:numPr>
           <w:ilvl w:val="0"/>
-          <w:numId w:val="1028"/>
+          <w:numId w:val="1029"/>
         </w:numPr>
       </w:pPr>
       <w:r>
@@ -5983,7 +6249,7 @@
         <w:pStyle w:val="Compact"/>
         <w:numPr>
           <w:ilvl w:val="0"/>
-          <w:numId w:val="1028"/>
+          <w:numId w:val="1029"/>
         </w:numPr>
       </w:pPr>
       <w:r>
@@ -6005,7 +6271,7 @@
         <w:pStyle w:val="Compact"/>
         <w:numPr>
           <w:ilvl w:val="0"/>
-          <w:numId w:val="1028"/>
+          <w:numId w:val="1029"/>
         </w:numPr>
       </w:pPr>
       <w:r>
@@ -6045,7 +6311,7 @@
         <w:pStyle w:val="Compact"/>
         <w:numPr>
           <w:ilvl w:val="0"/>
-          <w:numId w:val="1029"/>
+          <w:numId w:val="1030"/>
         </w:numPr>
       </w:pPr>
       <w:r>
@@ -6057,7 +6323,7 @@
         <w:pStyle w:val="Compact"/>
         <w:numPr>
           <w:ilvl w:val="0"/>
-          <w:numId w:val="1029"/>
+          <w:numId w:val="1030"/>
         </w:numPr>
       </w:pPr>
       <w:r>
@@ -6069,7 +6335,7 @@
         <w:pStyle w:val="Compact"/>
         <w:numPr>
           <w:ilvl w:val="0"/>
-          <w:numId w:val="1029"/>
+          <w:numId w:val="1030"/>
         </w:numPr>
       </w:pPr>
       <w:r>
@@ -6081,7 +6347,7 @@
         <w:pStyle w:val="Compact"/>
         <w:numPr>
           <w:ilvl w:val="0"/>
-          <w:numId w:val="1029"/>
+          <w:numId w:val="1030"/>
         </w:numPr>
       </w:pPr>
       <w:r>
@@ -6093,7 +6359,7 @@
         <w:pStyle w:val="Compact"/>
         <w:numPr>
           <w:ilvl w:val="0"/>
-          <w:numId w:val="1029"/>
+          <w:numId w:val="1030"/>
         </w:numPr>
       </w:pPr>
       <w:r>
@@ -6105,7 +6371,7 @@
         <w:pStyle w:val="Compact"/>
         <w:numPr>
           <w:ilvl w:val="0"/>
-          <w:numId w:val="1029"/>
+          <w:numId w:val="1030"/>
         </w:numPr>
       </w:pPr>
       <w:r>
@@ -6127,7 +6393,7 @@
         <w:pStyle w:val="Compact"/>
         <w:numPr>
           <w:ilvl w:val="0"/>
-          <w:numId w:val="1030"/>
+          <w:numId w:val="1031"/>
         </w:numPr>
       </w:pPr>
       <w:r>
@@ -6149,7 +6415,7 @@
         <w:pStyle w:val="Compact"/>
         <w:numPr>
           <w:ilvl w:val="0"/>
-          <w:numId w:val="1030"/>
+          <w:numId w:val="1031"/>
         </w:numPr>
       </w:pPr>
       <w:r>
@@ -6171,7 +6437,7 @@
         <w:pStyle w:val="Compact"/>
         <w:numPr>
           <w:ilvl w:val="0"/>
-          <w:numId w:val="1030"/>
+          <w:numId w:val="1031"/>
         </w:numPr>
       </w:pPr>
       <w:r>
@@ -6193,7 +6459,7 @@
         <w:pStyle w:val="Compact"/>
         <w:numPr>
           <w:ilvl w:val="0"/>
-          <w:numId w:val="1030"/>
+          <w:numId w:val="1031"/>
         </w:numPr>
       </w:pPr>
       <w:r>
@@ -6215,7 +6481,7 @@
         <w:pStyle w:val="Compact"/>
         <w:numPr>
           <w:ilvl w:val="0"/>
-          <w:numId w:val="1030"/>
+          <w:numId w:val="1031"/>
         </w:numPr>
       </w:pPr>
       <w:r>
@@ -6237,7 +6503,7 @@
         <w:pStyle w:val="Compact"/>
         <w:numPr>
           <w:ilvl w:val="0"/>
-          <w:numId w:val="1030"/>
+          <w:numId w:val="1031"/>
         </w:numPr>
       </w:pPr>
       <w:r>
@@ -6259,7 +6525,7 @@
         <w:pStyle w:val="Compact"/>
         <w:numPr>
           <w:ilvl w:val="0"/>
-          <w:numId w:val="1030"/>
+          <w:numId w:val="1031"/>
         </w:numPr>
       </w:pPr>
       <w:r>
@@ -6281,7 +6547,7 @@
         <w:pStyle w:val="Compact"/>
         <w:numPr>
           <w:ilvl w:val="0"/>
-          <w:numId w:val="1030"/>
+          <w:numId w:val="1031"/>
         </w:numPr>
       </w:pPr>
       <w:r>
@@ -9900,7 +10166,7 @@
         <w:pStyle w:val="Compact"/>
         <w:numPr>
           <w:ilvl w:val="0"/>
-          <w:numId w:val="1031"/>
+          <w:numId w:val="1032"/>
         </w:numPr>
       </w:pPr>
       <w:r>
@@ -9950,7 +10216,7 @@
         <w:pStyle w:val="Compact"/>
         <w:numPr>
           <w:ilvl w:val="0"/>
-          <w:numId w:val="1031"/>
+          <w:numId w:val="1032"/>
         </w:numPr>
       </w:pPr>
       <w:r>
@@ -10000,7 +10266,7 @@
         <w:pStyle w:val="Compact"/>
         <w:numPr>
           <w:ilvl w:val="0"/>
-          <w:numId w:val="1031"/>
+          <w:numId w:val="1032"/>
         </w:numPr>
       </w:pPr>
       <w:r>
@@ -10068,7 +10334,7 @@
         <w:pStyle w:val="Compact"/>
         <w:numPr>
           <w:ilvl w:val="0"/>
-          <w:numId w:val="1032"/>
+          <w:numId w:val="1033"/>
         </w:numPr>
       </w:pPr>
       <w:r>
@@ -10080,7 +10346,7 @@
         <w:pStyle w:val="Compact"/>
         <w:numPr>
           <w:ilvl w:val="0"/>
-          <w:numId w:val="1032"/>
+          <w:numId w:val="1033"/>
         </w:numPr>
       </w:pPr>
       <w:r>
@@ -10130,7 +10396,7 @@
         <w:pStyle w:val="Compact"/>
         <w:numPr>
           <w:ilvl w:val="0"/>
-          <w:numId w:val="1032"/>
+          <w:numId w:val="1033"/>
         </w:numPr>
       </w:pPr>
       <w:r>
@@ -10171,7 +10437,7 @@
         <w:pStyle w:val="Compact"/>
         <w:numPr>
           <w:ilvl w:val="0"/>
-          <w:numId w:val="1032"/>
+          <w:numId w:val="1033"/>
         </w:numPr>
       </w:pPr>
       <w:r>
@@ -10197,7 +10463,7 @@
         <w:pStyle w:val="Compact"/>
         <w:numPr>
           <w:ilvl w:val="0"/>
-          <w:numId w:val="1033"/>
+          <w:numId w:val="1034"/>
         </w:numPr>
       </w:pPr>
       <w:r>
@@ -10209,7 +10475,7 @@
         <w:pStyle w:val="Compact"/>
         <w:numPr>
           <w:ilvl w:val="0"/>
-          <w:numId w:val="1033"/>
+          <w:numId w:val="1034"/>
         </w:numPr>
       </w:pPr>
       <w:r>
@@ -10221,7 +10487,7 @@
         <w:pStyle w:val="Compact"/>
         <w:numPr>
           <w:ilvl w:val="0"/>
-          <w:numId w:val="1033"/>
+          <w:numId w:val="1034"/>
         </w:numPr>
       </w:pPr>
       <w:r>
@@ -10613,7 +10879,7 @@
       <w:pPr>
         <w:numPr>
           <w:ilvl w:val="0"/>
-          <w:numId w:val="1034"/>
+          <w:numId w:val="1035"/>
         </w:numPr>
       </w:pPr>
       <w:r>
@@ -10635,7 +10901,7 @@
         <w:pStyle w:val="Compact"/>
         <w:numPr>
           <w:ilvl w:val="1"/>
-          <w:numId w:val="1035"/>
+          <w:numId w:val="1036"/>
         </w:numPr>
       </w:pPr>
       <w:r>
@@ -10657,7 +10923,7 @@
         <w:pStyle w:val="Compact"/>
         <w:numPr>
           <w:ilvl w:val="1"/>
-          <w:numId w:val="1035"/>
+          <w:numId w:val="1036"/>
         </w:numPr>
       </w:pPr>
       <w:r>
@@ -10689,7 +10955,7 @@
         <w:pStyle w:val="Compact"/>
         <w:numPr>
           <w:ilvl w:val="1"/>
-          <w:numId w:val="1035"/>
+          <w:numId w:val="1036"/>
         </w:numPr>
       </w:pPr>
       <w:r>
@@ -10710,7 +10976,7 @@
       <w:pPr>
         <w:numPr>
           <w:ilvl w:val="0"/>
-          <w:numId w:val="1034"/>
+          <w:numId w:val="1035"/>
         </w:numPr>
       </w:pPr>
       <w:r>
@@ -10731,7 +10997,7 @@
       <w:pPr>
         <w:numPr>
           <w:ilvl w:val="0"/>
-          <w:numId w:val="1034"/>
+          <w:numId w:val="1035"/>
         </w:numPr>
       </w:pPr>
       <w:r>
@@ -10820,7 +11086,7 @@
         <w:pStyle w:val="Compact"/>
         <w:numPr>
           <w:ilvl w:val="0"/>
-          <w:numId w:val="1036"/>
+          <w:numId w:val="1037"/>
         </w:numPr>
       </w:pPr>
       <w:r>
@@ -10832,7 +11098,7 @@
         <w:pStyle w:val="Compact"/>
         <w:numPr>
           <w:ilvl w:val="0"/>
-          <w:numId w:val="1036"/>
+          <w:numId w:val="1037"/>
         </w:numPr>
       </w:pPr>
       <w:r>
@@ -10844,7 +11110,7 @@
         <w:pStyle w:val="Compact"/>
         <w:numPr>
           <w:ilvl w:val="0"/>
-          <w:numId w:val="1036"/>
+          <w:numId w:val="1037"/>
         </w:numPr>
       </w:pPr>
       <w:r>
@@ -10856,7 +11122,7 @@
         <w:pStyle w:val="Compact"/>
         <w:numPr>
           <w:ilvl w:val="0"/>
-          <w:numId w:val="1036"/>
+          <w:numId w:val="1037"/>
         </w:numPr>
       </w:pPr>
       <w:r>
@@ -10868,7 +11134,7 @@
         <w:pStyle w:val="Compact"/>
         <w:numPr>
           <w:ilvl w:val="0"/>
-          <w:numId w:val="1036"/>
+          <w:numId w:val="1037"/>
         </w:numPr>
       </w:pPr>
       <w:r>
@@ -10892,7 +11158,7 @@
         <w:pStyle w:val="Compact"/>
         <w:numPr>
           <w:ilvl w:val="0"/>
-          <w:numId w:val="1037"/>
+          <w:numId w:val="1038"/>
         </w:numPr>
       </w:pPr>
       <w:r>
@@ -10904,7 +11170,7 @@
         <w:pStyle w:val="Compact"/>
         <w:numPr>
           <w:ilvl w:val="0"/>
-          <w:numId w:val="1037"/>
+          <w:numId w:val="1038"/>
         </w:numPr>
       </w:pPr>
       <w:r>
@@ -10916,7 +11182,7 @@
         <w:pStyle w:val="Compact"/>
         <w:numPr>
           <w:ilvl w:val="0"/>
-          <w:numId w:val="1037"/>
+          <w:numId w:val="1038"/>
         </w:numPr>
       </w:pPr>
       <w:r>
@@ -10928,7 +11194,7 @@
         <w:pStyle w:val="Compact"/>
         <w:numPr>
           <w:ilvl w:val="0"/>
-          <w:numId w:val="1037"/>
+          <w:numId w:val="1038"/>
         </w:numPr>
       </w:pPr>
       <w:r>
@@ -10940,7 +11206,7 @@
         <w:pStyle w:val="Compact"/>
         <w:numPr>
           <w:ilvl w:val="0"/>
-          <w:numId w:val="1037"/>
+          <w:numId w:val="1038"/>
         </w:numPr>
       </w:pPr>
       <w:r>
@@ -10964,7 +11230,7 @@
         <w:pStyle w:val="Compact"/>
         <w:numPr>
           <w:ilvl w:val="0"/>
-          <w:numId w:val="1038"/>
+          <w:numId w:val="1039"/>
         </w:numPr>
       </w:pPr>
       <w:r>
@@ -10976,7 +11242,7 @@
         <w:pStyle w:val="Compact"/>
         <w:numPr>
           <w:ilvl w:val="0"/>
-          <w:numId w:val="1038"/>
+          <w:numId w:val="1039"/>
         </w:numPr>
       </w:pPr>
       <w:r>
@@ -10988,7 +11254,7 @@
         <w:pStyle w:val="Compact"/>
         <w:numPr>
           <w:ilvl w:val="0"/>
-          <w:numId w:val="1038"/>
+          <w:numId w:val="1039"/>
         </w:numPr>
       </w:pPr>
       <w:r>
@@ -11000,7 +11266,7 @@
         <w:pStyle w:val="Compact"/>
         <w:numPr>
           <w:ilvl w:val="0"/>
-          <w:numId w:val="1038"/>
+          <w:numId w:val="1039"/>
         </w:numPr>
       </w:pPr>
       <w:r>
@@ -11283,7 +11549,7 @@
         <w:pStyle w:val="Compact"/>
         <w:numPr>
           <w:ilvl w:val="0"/>
-          <w:numId w:val="1039"/>
+          <w:numId w:val="1040"/>
         </w:numPr>
       </w:pPr>
       <w:r>
@@ -11295,7 +11561,7 @@
         <w:pStyle w:val="Compact"/>
         <w:numPr>
           <w:ilvl w:val="0"/>
-          <w:numId w:val="1039"/>
+          <w:numId w:val="1040"/>
         </w:numPr>
       </w:pPr>
       <w:r>
@@ -11307,7 +11573,7 @@
         <w:pStyle w:val="Compact"/>
         <w:numPr>
           <w:ilvl w:val="0"/>
-          <w:numId w:val="1039"/>
+          <w:numId w:val="1040"/>
         </w:numPr>
       </w:pPr>
       <w:r>
@@ -11319,7 +11585,7 @@
         <w:pStyle w:val="Compact"/>
         <w:numPr>
           <w:ilvl w:val="0"/>
-          <w:numId w:val="1039"/>
+          <w:numId w:val="1040"/>
         </w:numPr>
       </w:pPr>
       <w:r>
@@ -11331,7 +11597,7 @@
         <w:pStyle w:val="Compact"/>
         <w:numPr>
           <w:ilvl w:val="0"/>
-          <w:numId w:val="1039"/>
+          <w:numId w:val="1040"/>
         </w:numPr>
       </w:pPr>
       <w:r>
@@ -11343,7 +11609,7 @@
         <w:pStyle w:val="Compact"/>
         <w:numPr>
           <w:ilvl w:val="0"/>
-          <w:numId w:val="1039"/>
+          <w:numId w:val="1040"/>
         </w:numPr>
       </w:pPr>
       <w:r>
@@ -11355,7 +11621,7 @@
         <w:pStyle w:val="Compact"/>
         <w:numPr>
           <w:ilvl w:val="0"/>
-          <w:numId w:val="1039"/>
+          <w:numId w:val="1040"/>
         </w:numPr>
       </w:pPr>
       <w:r>
@@ -11982,7 +12248,7 @@
         <w:pStyle w:val="Compact"/>
         <w:numPr>
           <w:ilvl w:val="0"/>
-          <w:numId w:val="1040"/>
+          <w:numId w:val="1041"/>
         </w:numPr>
       </w:pPr>
       <w:r>
@@ -12004,7 +12270,7 @@
         <w:pStyle w:val="Compact"/>
         <w:numPr>
           <w:ilvl w:val="0"/>
-          <w:numId w:val="1040"/>
+          <w:numId w:val="1041"/>
         </w:numPr>
       </w:pPr>
       <w:r>
@@ -12026,7 +12292,7 @@
         <w:pStyle w:val="Compact"/>
         <w:numPr>
           <w:ilvl w:val="0"/>
-          <w:numId w:val="1040"/>
+          <w:numId w:val="1041"/>
         </w:numPr>
       </w:pPr>
       <w:r>
@@ -13183,7 +13449,7 @@
         <w:pStyle w:val="Compact"/>
         <w:numPr>
           <w:ilvl w:val="0"/>
-          <w:numId w:val="1041"/>
+          <w:numId w:val="1042"/>
         </w:numPr>
       </w:pPr>
       <w:r>
@@ -13195,7 +13461,7 @@
         <w:pStyle w:val="Compact"/>
         <w:numPr>
           <w:ilvl w:val="0"/>
-          <w:numId w:val="1041"/>
+          <w:numId w:val="1042"/>
         </w:numPr>
       </w:pPr>
       <w:r>
@@ -13207,7 +13473,7 @@
         <w:pStyle w:val="Compact"/>
         <w:numPr>
           <w:ilvl w:val="0"/>
-          <w:numId w:val="1041"/>
+          <w:numId w:val="1042"/>
         </w:numPr>
       </w:pPr>
       <w:r>
@@ -13219,7 +13485,7 @@
         <w:pStyle w:val="Compact"/>
         <w:numPr>
           <w:ilvl w:val="0"/>
-          <w:numId w:val="1041"/>
+          <w:numId w:val="1042"/>
         </w:numPr>
       </w:pPr>
       <w:r>
@@ -13300,7 +13566,7 @@
     </w:p>
     <w:bookmarkEnd w:id="99"/>
     <w:bookmarkEnd w:id="100"/>
-    <w:bookmarkStart w:id="120" w:name="section-12--appendices"/>
+    <w:bookmarkStart w:id="121" w:name="section-12--appendices"/>
     <w:p>
       <w:pPr>
         <w:pStyle w:val="Heading1"/>
@@ -13348,7 +13614,7 @@
         <w:pStyle w:val="Compact"/>
         <w:numPr>
           <w:ilvl w:val="0"/>
-          <w:numId w:val="1042"/>
+          <w:numId w:val="1043"/>
         </w:numPr>
       </w:pPr>
       <w:r>
@@ -13360,7 +13626,7 @@
         <w:pStyle w:val="Compact"/>
         <w:numPr>
           <w:ilvl w:val="0"/>
-          <w:numId w:val="1042"/>
+          <w:numId w:val="1043"/>
         </w:numPr>
       </w:pPr>
       <w:r>
@@ -13372,7 +13638,7 @@
         <w:pStyle w:val="Compact"/>
         <w:numPr>
           <w:ilvl w:val="0"/>
-          <w:numId w:val="1042"/>
+          <w:numId w:val="1043"/>
         </w:numPr>
       </w:pPr>
       <w:r>
@@ -14094,7 +14360,7 @@
         <w:pStyle w:val="Compact"/>
         <w:numPr>
           <w:ilvl w:val="0"/>
-          <w:numId w:val="1043"/>
+          <w:numId w:val="1044"/>
         </w:numPr>
       </w:pPr>
       <w:r>
@@ -14116,7 +14382,7 @@
         <w:pStyle w:val="Compact"/>
         <w:numPr>
           <w:ilvl w:val="0"/>
-          <w:numId w:val="1043"/>
+          <w:numId w:val="1044"/>
         </w:numPr>
       </w:pPr>
       <w:r>
@@ -14138,7 +14404,7 @@
         <w:pStyle w:val="Compact"/>
         <w:numPr>
           <w:ilvl w:val="0"/>
-          <w:numId w:val="1043"/>
+          <w:numId w:val="1044"/>
         </w:numPr>
       </w:pPr>
       <w:r>
@@ -14178,7 +14444,7 @@
         <w:pStyle w:val="Compact"/>
         <w:numPr>
           <w:ilvl w:val="0"/>
-          <w:numId w:val="1044"/>
+          <w:numId w:val="1045"/>
         </w:numPr>
       </w:pPr>
       <w:r>
@@ -14190,7 +14456,7 @@
         <w:pStyle w:val="Compact"/>
         <w:numPr>
           <w:ilvl w:val="0"/>
-          <w:numId w:val="1044"/>
+          <w:numId w:val="1045"/>
         </w:numPr>
       </w:pPr>
       <w:r>
@@ -14202,7 +14468,7 @@
         <w:pStyle w:val="Compact"/>
         <w:numPr>
           <w:ilvl w:val="0"/>
-          <w:numId w:val="1044"/>
+          <w:numId w:val="1045"/>
         </w:numPr>
       </w:pPr>
       <w:r>
@@ -15417,7 +15683,7 @@
         <w:pStyle w:val="Compact"/>
         <w:numPr>
           <w:ilvl w:val="0"/>
-          <w:numId w:val="1045"/>
+          <w:numId w:val="1046"/>
         </w:numPr>
       </w:pPr>
       <w:r>
@@ -15439,7 +15705,7 @@
         <w:pStyle w:val="Compact"/>
         <w:numPr>
           <w:ilvl w:val="0"/>
-          <w:numId w:val="1045"/>
+          <w:numId w:val="1046"/>
         </w:numPr>
       </w:pPr>
       <w:r>
@@ -17125,7 +17391,7 @@
       </w:r>
     </w:p>
     <w:bookmarkEnd w:id="115"/>
-    <w:bookmarkStart w:id="116" w:name="X57c61379de1fd997afe6e0386834dbe7cdf7ac8"/>
+    <w:bookmarkStart w:id="117" w:name="X57c61379de1fd997afe6e0386834dbe7cdf7ac8"/>
     <w:p>
       <w:pPr>
         <w:pStyle w:val="Heading2"/>
@@ -17254,7 +17520,13 @@
                 <w:b/>
                 <w:bCs/>
               </w:rPr>
-              <w:t xml:space="preserve">Eric Hargrave, CEO &amp; Founder</w:t>
+              <w:t xml:space="preserve">Eric Hargrave, Chief Executive Officer</w:t>
+            </w:r>
+            <w:r>
+              <w:t xml:space="preserve"> </w:t>
+            </w:r>
+            <w:r>
+              <w:t xml:space="preserve">(per HIS company signature card)</w:t>
             </w:r>
           </w:p>
         </w:tc>
@@ -17331,6 +17603,75 @@
               <w:jc w:val="left"/>
             </w:pPr>
             <w:r>
+              <w:t xml:space="preserve">Website</w:t>
+            </w:r>
+          </w:p>
+        </w:tc>
+        <w:tc>
+          <w:tcPr/>
+          <w:p>
+            <w:pPr>
+              <w:pStyle w:val="Compact"/>
+              <w:jc w:val="left"/>
+            </w:pPr>
+            <w:hyperlink r:id="rId116">
+              <w:r>
+                <w:rPr>
+                  <w:rStyle w:val="Hyperlink"/>
+                  <w:b/>
+                  <w:bCs/>
+                </w:rPr>
+                <w:t xml:space="preserve">www.hisolution.org</w:t>
+              </w:r>
+            </w:hyperlink>
+          </w:p>
+        </w:tc>
+      </w:tr>
+      <w:tr>
+        <w:tc>
+          <w:tcPr/>
+          <w:p>
+            <w:pPr>
+              <w:pStyle w:val="Compact"/>
+              <w:jc w:val="left"/>
+            </w:pPr>
+            <w:r>
+              <w:t xml:space="preserve">Firm tagline</w:t>
+            </w:r>
+          </w:p>
+        </w:tc>
+        <w:tc>
+          <w:tcPr/>
+          <w:p>
+            <w:pPr>
+              <w:pStyle w:val="Compact"/>
+              <w:jc w:val="left"/>
+            </w:pPr>
+            <w:r>
+              <w:rPr>
+                <w:i/>
+                <w:iCs/>
+              </w:rPr>
+              <w:t xml:space="preserve">"Upholding the golden rule."</w:t>
+            </w:r>
+            <w:r>
+              <w:t xml:space="preserve"> </w:t>
+            </w:r>
+            <w:r>
+              <w:t xml:space="preserve">(per HIS company signature card)</w:t>
+            </w:r>
+          </w:p>
+        </w:tc>
+      </w:tr>
+      <w:tr>
+        <w:tc>
+          <w:tcPr/>
+          <w:p>
+            <w:pPr>
+              <w:pStyle w:val="Compact"/>
+              <w:jc w:val="left"/>
+            </w:pPr>
+            <w:r>
               <w:t xml:space="preserve">Headquarters</w:t>
             </w:r>
           </w:p>
@@ -17353,7 +17694,7 @@
               <w:t xml:space="preserve"> </w:t>
             </w:r>
             <w:r>
-              <w:t xml:space="preserve">(street address to be confirmed by HIS on the back-to-back subcontract execution page; Eric Hargrave operates from Wichita and is a long-term Wichita-area contracting practice)</w:t>
+              <w:t xml:space="preserve">(street address to be confirmed by HIS on the back-to-back subcontract execution page)</w:t>
             </w:r>
           </w:p>
         </w:tc>
@@ -17379,7 +17720,7 @@
               <w:jc w:val="left"/>
             </w:pPr>
             <w:r>
-              <w:t xml:space="preserve">⬜ HIS to confirm on subcontract signature page (Eric Hargrave is Wichita-based; state of LLC/Corp formation is the one open field)</w:t>
+              <w:t xml:space="preserve">⬜ HIS to confirm on subcontract signature page</w:t>
             </w:r>
           </w:p>
         </w:tc>
@@ -17405,7 +17746,7 @@
               <w:jc w:val="left"/>
             </w:pPr>
             <w:r>
-              <w:t xml:space="preserve">⬜ HIS to confirm (LLC / Corp); long-term government-contracting practice</w:t>
+              <w:t xml:space="preserve">⬜ HIS to confirm (LLC / Corp)</w:t>
             </w:r>
           </w:p>
         </w:tc>
@@ -17609,6 +17950,12 @@
               </w:rPr>
               <w:t xml:space="preserve">Vanntastic Solutions</w:t>
             </w:r>
+            <w:r>
+              <w:t xml:space="preserve"> </w:t>
+            </w:r>
+            <w:r>
+              <w:t xml:space="preserve">(for-profit LLC, contracting vehicle for this proposal)</w:t>
+            </w:r>
           </w:p>
         </w:tc>
       </w:tr>
@@ -17637,7 +17984,7 @@
                 <w:b/>
                 <w:bCs/>
               </w:rPr>
-              <w:t xml:space="preserve">Dr. J. Michelle Vann, Dcc, ThD, MS — Founder &amp; Principal</w:t>
+              <w:t xml:space="preserve">Dr. J. Michelle Vann, ThD, DCC, MS, BS — Founder &amp; Principal</w:t>
             </w:r>
           </w:p>
         </w:tc>
@@ -17762,7 +18109,7 @@
               <w:jc w:val="left"/>
             </w:pPr>
             <w:r>
-              <w:t xml:space="preserve">⬜ Vanntastic to confirm (sole-proprietorship / LLC) on subcontract execution page</w:t>
+              <w:t xml:space="preserve">Limited Liability Company (LLC); Vanntastic to confirm state of formation on subcontract execution page</w:t>
             </w:r>
           </w:p>
         </w:tc>
@@ -17814,75 +18161,166 @@
               <w:jc w:val="left"/>
             </w:pPr>
             <w:r>
-              <w:t xml:space="preserve">Wellness coaching, behavioral engagement, weekly member check-in cadence, and family- and youth-programming extensions (consistent with Vanntastic's confirmed youth-and-family wellness lane). Spanish-language coaching coordinated via Love Clinic bilingual staff (Angie Funes / Yorly Salazar).</w:t>
-            </w:r>
-          </w:p>
-        </w:tc>
-      </w:tr>
-      <w:tr>
-        <w:tc>
-          <w:tcPr/>
-          <w:p>
-            <w:pPr>
-              <w:pStyle w:val="Compact"/>
-              <w:jc w:val="left"/>
-            </w:pPr>
-            <w:r>
-              <w:t xml:space="preserve">Conflict-of-interest disclosure</w:t>
-            </w:r>
-          </w:p>
-        </w:tc>
-        <w:tc>
-          <w:tcPr/>
-          <w:p>
-            <w:pPr>
-              <w:pStyle w:val="Compact"/>
-              <w:jc w:val="left"/>
-            </w:pPr>
-            <w:r>
-              <w:t xml:space="preserve">Dr. Vann's spouse is employed by the City of Wichita; the Prime confirms this contract is with</w:t>
-            </w:r>
-            <w:r>
-              <w:t xml:space="preserve"> </w:t>
-            </w:r>
+              <w:t xml:space="preserve">Wellness coaching, behavioral engagement, weekly member check-in cadence, and family-programming extensions for members with covered dependents. Spanish-language coaching coordinated via Love Clinic bilingual staff (Angie Funes / Yorly Salazar).</w:t>
+            </w:r>
+          </w:p>
+        </w:tc>
+      </w:tr>
+      <w:tr>
+        <w:tc>
+          <w:tcPr/>
+          <w:p>
+            <w:pPr>
+              <w:pStyle w:val="Compact"/>
+              <w:jc w:val="left"/>
+            </w:pPr>
+            <w:r>
+              <w:t xml:space="preserve">County board service</w:t>
+            </w:r>
+          </w:p>
+        </w:tc>
+        <w:tc>
+          <w:tcPr/>
+          <w:p>
+            <w:pPr>
+              <w:pStyle w:val="Compact"/>
+              <w:jc w:val="left"/>
+            </w:pPr>
             <w:r>
               <w:rPr>
                 <w:b/>
                 <w:bCs/>
               </w:rPr>
-              <w:t xml:space="preserve">Sedgwick County</w:t>
+              <w:t xml:space="preserve">Dr. Vann holds a current seat on the Sedgwick County Mental Health Advisory Board.</w:t>
             </w:r>
             <w:r>
               <w:t xml:space="preserve"> </w:t>
             </w:r>
             <w:r>
-              <w:t xml:space="preserve">(a separate legal entity from the City of Wichita) and that there is no direct COI to disclose. Captured here for County records under §12.4.</w:t>
-            </w:r>
-          </w:p>
-        </w:tc>
-      </w:tr>
-      <w:tr>
-        <w:tc>
-          <w:tcPr/>
-          <w:p>
-            <w:pPr>
-              <w:pStyle w:val="Compact"/>
-              <w:jc w:val="left"/>
-            </w:pPr>
-            <w:r>
-              <w:t xml:space="preserve">TEDx talk URL (referenced in §3.3)</w:t>
-            </w:r>
-          </w:p>
-        </w:tc>
-        <w:tc>
-          <w:tcPr/>
-          <w:p>
-            <w:pPr>
-              <w:pStyle w:val="Compact"/>
-              <w:jc w:val="left"/>
-            </w:pPr>
-            <w:r>
-              <w:t xml:space="preserve">⬜ Vanntastic to provide URL on subcontract execution page</w:t>
+              <w:t xml:space="preserve">Disclosed here for transparency; no contract-decision role. The Prime and Dr. Vann affirm that the Mental Health Advisory Board has no procurement, evaluation, or oversight authority over this RFP (#26-0028, employee benefits / weight management — administered by County Purchasing and HR).</w:t>
+            </w:r>
+          </w:p>
+        </w:tc>
+      </w:tr>
+      <w:tr>
+        <w:tc>
+          <w:tcPr/>
+          <w:p>
+            <w:pPr>
+              <w:pStyle w:val="Compact"/>
+              <w:jc w:val="left"/>
+            </w:pPr>
+            <w:r>
+              <w:t xml:space="preserve">Conflict-of-interest disclosure</w:t>
+            </w:r>
+          </w:p>
+        </w:tc>
+        <w:tc>
+          <w:tcPr/>
+          <w:p>
+            <w:pPr>
+              <w:pStyle w:val="Compact"/>
+              <w:jc w:val="left"/>
+            </w:pPr>
+            <w:r>
+              <w:rPr>
+                <w:b/>
+                <w:bCs/>
+              </w:rPr>
+              <w:t xml:space="preserve">None known for this contract.</w:t>
+            </w:r>
+            <w:r>
+              <w:t xml:space="preserve"> </w:t>
+            </w:r>
+            <w:r>
+              <w:t xml:space="preserve">Dr. Vann is also Founder of</w:t>
+            </w:r>
+            <w:r>
+              <w:t xml:space="preserve"> </w:t>
+            </w:r>
+            <w:r>
+              <w:rPr>
+                <w:i/>
+                <w:iCs/>
+              </w:rPr>
+              <w:t xml:space="preserve">Sistahs Can We Talk</w:t>
+            </w:r>
+            <w:r>
+              <w:t xml:space="preserve"> </w:t>
+            </w:r>
+            <w:r>
+              <w:t xml:space="preserve">(Wichita-based 501(c)(3), 2015), and her husband Pastor William Vann is Senior Pastor at</w:t>
+            </w:r>
+            <w:r>
+              <w:t xml:space="preserve"> </w:t>
+            </w:r>
+            <w:r>
+              <w:rPr>
+                <w:i/>
+                <w:iCs/>
+              </w:rPr>
+              <w:t xml:space="preserve">Iasis Christian Center</w:t>
+            </w:r>
+            <w:r>
+              <w:t xml:space="preserve">. Neither entity is contracting on this proposal and no Iasis or Sistahs program data is being cited or used in service delivery for Sedgwick County employees and dependents. Dr. Vann and her husband co-own</w:t>
+            </w:r>
+            <w:r>
+              <w:t xml:space="preserve"> </w:t>
+            </w:r>
+            <w:r>
+              <w:rPr>
+                <w:i/>
+                <w:iCs/>
+              </w:rPr>
+              <w:t xml:space="preserve">BaM Group LLC</w:t>
+            </w:r>
+            <w:r>
+              <w:t xml:space="preserve"> </w:t>
+            </w:r>
+            <w:r>
+              <w:t xml:space="preserve">(rental management / consulting); routine disclosure noted.</w:t>
+            </w:r>
+          </w:p>
+        </w:tc>
+      </w:tr>
+      <w:tr>
+        <w:tc>
+          <w:tcPr/>
+          <w:p>
+            <w:pPr>
+              <w:pStyle w:val="Compact"/>
+              <w:jc w:val="left"/>
+            </w:pPr>
+            <w:r>
+              <w:t xml:space="preserve">TEDx talk reference</w:t>
+            </w:r>
+          </w:p>
+        </w:tc>
+        <w:tc>
+          <w:tcPr/>
+          <w:p>
+            <w:pPr>
+              <w:pStyle w:val="Compact"/>
+              <w:jc w:val="left"/>
+            </w:pPr>
+            <w:r>
+              <w:t xml:space="preserve">TEDx Newman University,</w:t>
+            </w:r>
+            <w:r>
+              <w:t xml:space="preserve"> </w:t>
+            </w:r>
+            <w:r>
+              <w:rPr>
+                <w:i/>
+                <w:iCs/>
+              </w:rPr>
+              <w:t xml:space="preserve">"Realigning When Life Gets Busy"</w:t>
+            </w:r>
+            <w:r>
+              <w:t xml:space="preserve"> </w:t>
+            </w:r>
+            <w:r>
+              <w:t xml:space="preserve">(Dr. Vann to provide URL on subcontract execution page)</w:t>
             </w:r>
           </w:p>
         </w:tc>
@@ -17908,7 +18346,7 @@
               <w:jc w:val="left"/>
             </w:pPr>
             <w:r>
-              <w:t xml:space="preserve">⬜ Vanntastic to confirm (federal registration not required for this County contract)</w:t>
+              <w:t xml:space="preserve">Federal SAM.gov registration not required for this County contract; Vanntastic to confirm if held</w:t>
             </w:r>
           </w:p>
         </w:tc>
@@ -18500,8 +18938,8 @@
         </w:tc>
       </w:tr>
     </w:tbl>
-    <w:bookmarkEnd w:id="116"/>
-    <w:bookmarkStart w:id="117" w:name="appendix-g--proof-of-insurance"/>
+    <w:bookmarkEnd w:id="117"/>
+    <w:bookmarkStart w:id="118" w:name="appendix-g--proof-of-insurance"/>
     <w:p>
       <w:pPr>
         <w:pStyle w:val="Heading2"/>
@@ -18527,7 +18965,7 @@
         <w:pStyle w:val="Compact"/>
         <w:numPr>
           <w:ilvl w:val="0"/>
-          <w:numId w:val="1046"/>
+          <w:numId w:val="1047"/>
         </w:numPr>
       </w:pPr>
       <w:r>
@@ -18543,7 +18981,7 @@
         <w:pStyle w:val="Compact"/>
         <w:numPr>
           <w:ilvl w:val="0"/>
-          <w:numId w:val="1046"/>
+          <w:numId w:val="1047"/>
         </w:numPr>
       </w:pPr>
       <w:r>
@@ -18559,7 +18997,7 @@
         <w:pStyle w:val="Compact"/>
         <w:numPr>
           <w:ilvl w:val="0"/>
-          <w:numId w:val="1046"/>
+          <w:numId w:val="1047"/>
         </w:numPr>
       </w:pPr>
       <w:r>
@@ -18570,8 +19008,8 @@
         <w:t xml:space="preserve">Sample COI template demonstrating Sedgwick County will be added as additional insured for GL and Auto (ongoing + completed operations) at contract award.]</w:t>
       </w:r>
     </w:p>
-    <w:bookmarkEnd w:id="117"/>
-    <w:bookmarkStart w:id="118" w:name="X392a85ca0b1d1bbf23fc5b5391419e005457e17"/>
+    <w:bookmarkEnd w:id="118"/>
+    <w:bookmarkStart w:id="119" w:name="X392a85ca0b1d1bbf23fc5b5391419e005457e17"/>
     <w:p>
       <w:pPr>
         <w:pStyle w:val="Heading2"/>
@@ -18593,7 +19031,7 @@
         <w:pStyle w:val="Compact"/>
         <w:numPr>
           <w:ilvl w:val="0"/>
-          <w:numId w:val="1047"/>
+          <w:numId w:val="1048"/>
         </w:numPr>
       </w:pPr>
       <w:r>
@@ -18615,7 +19053,7 @@
         <w:pStyle w:val="Compact"/>
         <w:numPr>
           <w:ilvl w:val="0"/>
-          <w:numId w:val="1047"/>
+          <w:numId w:val="1048"/>
         </w:numPr>
       </w:pPr>
       <w:r>
@@ -18637,7 +19075,7 @@
         <w:pStyle w:val="Compact"/>
         <w:numPr>
           <w:ilvl w:val="0"/>
-          <w:numId w:val="1047"/>
+          <w:numId w:val="1048"/>
         </w:numPr>
       </w:pPr>
       <w:r>
@@ -18659,7 +19097,7 @@
         <w:pStyle w:val="Compact"/>
         <w:numPr>
           <w:ilvl w:val="0"/>
-          <w:numId w:val="1047"/>
+          <w:numId w:val="1048"/>
         </w:numPr>
       </w:pPr>
       <w:r>
@@ -18674,8 +19112,8 @@
         <w:t xml:space="preserve">These materials are referenced in §3.2 (Clinical Lead) and §5.6 (GLP-1 Managed-Care Protocol). They are not separately bound into the public submission to minimize KORA exposure of Love Clinic's proprietary clinical workflow; they are available to the County or any evaluation-committee member on request.</w:t>
       </w:r>
     </w:p>
-    <w:bookmarkEnd w:id="118"/>
-    <w:bookmarkStart w:id="119" w:name="X868d1ab39436f12631f459a5f45316de86171cb"/>
+    <w:bookmarkEnd w:id="119"/>
+    <w:bookmarkStart w:id="120" w:name="X868d1ab39436f12631f459a5f45316de86171cb"/>
     <w:p>
       <w:pPr>
         <w:pStyle w:val="Heading2"/>
@@ -18867,8 +19305,8 @@
         <w:t xml:space="preserve">June 2, 2026</w:t>
       </w:r>
     </w:p>
-    <w:bookmarkEnd w:id="119"/>
     <w:bookmarkEnd w:id="120"/>
+    <w:bookmarkEnd w:id="121"/>
     <w:sectPr/>
   </w:body>
 </w:document>
@@ -19465,6 +19903,9 @@
     <w:abstractNumId w:val="991"/>
   </w:num>
   <w:num w:numId="1018">
+    <w:abstractNumId w:val="991"/>
+  </w:num>
+  <w:num w:numId="1019">
     <w:abstractNumId w:val="99411"/>
     <w:lvlOverride w:ilvl="0">
       <w:startOverride w:val="1"/>
@@ -19494,9 +19935,6 @@
       <w:startOverride w:val="1"/>
     </w:lvlOverride>
   </w:num>
-  <w:num w:numId="1019">
-    <w:abstractNumId w:val="991"/>
-  </w:num>
   <w:num w:numId="1020">
     <w:abstractNumId w:val="991"/>
   </w:num>
@@ -19507,34 +19945,7 @@
     <w:abstractNumId w:val="991"/>
   </w:num>
   <w:num w:numId="1023">
-    <w:abstractNumId w:val="99411"/>
-    <w:lvlOverride w:ilvl="0">
-      <w:startOverride w:val="1"/>
-    </w:lvlOverride>
-    <w:lvlOverride w:ilvl="1">
-      <w:startOverride w:val="1"/>
-    </w:lvlOverride>
-    <w:lvlOverride w:ilvl="2">
-      <w:startOverride w:val="1"/>
-    </w:lvlOverride>
-    <w:lvlOverride w:ilvl="3">
-      <w:startOverride w:val="1"/>
-    </w:lvlOverride>
-    <w:lvlOverride w:ilvl="4">
-      <w:startOverride w:val="1"/>
-    </w:lvlOverride>
-    <w:lvlOverride w:ilvl="5">
-      <w:startOverride w:val="1"/>
-    </w:lvlOverride>
-    <w:lvlOverride w:ilvl="6">
-      <w:startOverride w:val="1"/>
-    </w:lvlOverride>
-    <w:lvlOverride w:ilvl="7">
-      <w:startOverride w:val="1"/>
-    </w:lvlOverride>
-    <w:lvlOverride w:ilvl="8">
-      <w:startOverride w:val="1"/>
-    </w:lvlOverride>
+    <w:abstractNumId w:val="991"/>
   </w:num>
   <w:num w:numId="1024">
     <w:abstractNumId w:val="99411"/>
@@ -19567,7 +19978,34 @@
     </w:lvlOverride>
   </w:num>
   <w:num w:numId="1025">
-    <w:abstractNumId w:val="991"/>
+    <w:abstractNumId w:val="99411"/>
+    <w:lvlOverride w:ilvl="0">
+      <w:startOverride w:val="1"/>
+    </w:lvlOverride>
+    <w:lvlOverride w:ilvl="1">
+      <w:startOverride w:val="1"/>
+    </w:lvlOverride>
+    <w:lvlOverride w:ilvl="2">
+      <w:startOverride w:val="1"/>
+    </w:lvlOverride>
+    <w:lvlOverride w:ilvl="3">
+      <w:startOverride w:val="1"/>
+    </w:lvlOverride>
+    <w:lvlOverride w:ilvl="4">
+      <w:startOverride w:val="1"/>
+    </w:lvlOverride>
+    <w:lvlOverride w:ilvl="5">
+      <w:startOverride w:val="1"/>
+    </w:lvlOverride>
+    <w:lvlOverride w:ilvl="6">
+      <w:startOverride w:val="1"/>
+    </w:lvlOverride>
+    <w:lvlOverride w:ilvl="7">
+      <w:startOverride w:val="1"/>
+    </w:lvlOverride>
+    <w:lvlOverride w:ilvl="8">
+      <w:startOverride w:val="1"/>
+    </w:lvlOverride>
   </w:num>
   <w:num w:numId="1026">
     <w:abstractNumId w:val="991"/>
@@ -19597,6 +20035,9 @@
     <w:abstractNumId w:val="991"/>
   </w:num>
   <w:num w:numId="1035">
+    <w:abstractNumId w:val="991"/>
+  </w:num>
+  <w:num w:numId="1036">
     <w:abstractNumId w:val="99411"/>
     <w:lvlOverride w:ilvl="0">
       <w:startOverride w:val="1"/>
@@ -19626,9 +20067,6 @@
       <w:startOverride w:val="1"/>
     </w:lvlOverride>
   </w:num>
-  <w:num w:numId="1036">
-    <w:abstractNumId w:val="991"/>
-  </w:num>
   <w:num w:numId="1037">
     <w:abstractNumId w:val="991"/>
   </w:num>
@@ -19639,6 +20077,9 @@
     <w:abstractNumId w:val="991"/>
   </w:num>
   <w:num w:numId="1040">
+    <w:abstractNumId w:val="991"/>
+  </w:num>
+  <w:num w:numId="1041">
     <w:abstractNumId w:val="99411"/>
     <w:lvlOverride w:ilvl="0">
       <w:startOverride w:val="1"/>
@@ -19668,13 +20109,13 @@
       <w:startOverride w:val="1"/>
     </w:lvlOverride>
   </w:num>
-  <w:num w:numId="1041">
-    <w:abstractNumId w:val="991"/>
-  </w:num>
   <w:num w:numId="1042">
     <w:abstractNumId w:val="991"/>
   </w:num>
   <w:num w:numId="1043">
+    <w:abstractNumId w:val="991"/>
+  </w:num>
+  <w:num w:numId="1044">
     <w:abstractNumId w:val="99411"/>
     <w:lvlOverride w:ilvl="0">
       <w:startOverride w:val="1"/>
@@ -19704,13 +20145,13 @@
       <w:startOverride w:val="1"/>
     </w:lvlOverride>
   </w:num>
-  <w:num w:numId="1044">
-    <w:abstractNumId w:val="991"/>
-  </w:num>
   <w:num w:numId="1045">
     <w:abstractNumId w:val="991"/>
   </w:num>
   <w:num w:numId="1046">
+    <w:abstractNumId w:val="991"/>
+  </w:num>
+  <w:num w:numId="1047">
     <w:abstractNumId w:val="99411"/>
     <w:lvlOverride w:ilvl="0">
       <w:startOverride w:val="1"/>
@@ -19740,7 +20181,7 @@
       <w:startOverride w:val="1"/>
     </w:lvlOverride>
   </w:num>
-  <w:num w:numId="1047">
+  <w:num w:numId="1048">
     <w:abstractNumId w:val="991"/>
   </w:num>
 </w:numbering>
